--- a/docs/pilot-study/manuscripts/submission_v2.31/tables/Tables1-3.docx
+++ b/docs/pilot-study/manuscripts/submission_v2.31/tables/Tables1-3.docx
@@ -245,7 +245,7 @@
           </w:tcPr>
           <w:p>
             <w:r>
-              <w:t>一側の高度寄りの加算・SO可。程度≥1で病側平均≥70 dBかつ一側差≥55 dB（軽度は実質不使用）</w:t>
+              <w:t>一側の高度寄りの加算・SO可。程度≥1で病側平均≥70 dBかつ一側差≥55 dB。学習者向け無作為選択では軽度を選ばないが、検証グリッドでは程度1も高度床付きで生成</w:t>
             </w:r>
           </w:p>
         </w:tc>
@@ -883,7 +883,7 @@
           </w:tcPr>
           <w:p>
             <w:r>
-              <w:t>乱数初期値のみを変えたときの聴力像の種類</w:t>
+              <w:t>乱数初期値のみを変えたときの聴力像の種類（記述）</w:t>
             </w:r>
           </w:p>
         </w:tc>
@@ -903,7 +903,7 @@
           </w:tcPr>
           <w:p>
             <w:r>
-              <w:t>各条件とも200通り</w:t>
+              <w:t>合否基準なし（各条件ともユニーク200通り）</w:t>
             </w:r>
           </w:p>
         </w:tc>
@@ -1099,7 +1099,7 @@
           </w:tcPr>
           <w:p>
             <w:r>
-              <w:t>ムンプス難聴の一側差（程度≥1）</w:t>
+              <w:t>ムンプス難聴の一側差（程度別）</w:t>
             </w:r>
           </w:p>
         </w:tc>
@@ -1109,7 +1109,7 @@
           </w:tcPr>
           <w:p>
             <w:r>
-              <w:t>n=720、中央値95.0 dB（四分位範囲86.7–106.7、範囲78.3–108.3）</w:t>
+              <w:t>軽度89.2／中等度90.0／重度96.7 dB（中央値、各n=240）</w:t>
             </w:r>
           </w:p>
         </w:tc>
@@ -1231,7 +1231,7 @@
           </w:tcPr>
           <w:p>
             <w:r>
-              <w:t>C5-dipの深さ（4 kHz−2 kHz気導、程度≥1）</w:t>
+              <w:t>C5-dipの深さ（4k−2k／4k−8k／両者の最小、程度≥1）</w:t>
             </w:r>
           </w:p>
         </w:tc>
@@ -1241,7 +1241,7 @@
           </w:tcPr>
           <w:p>
             <w:r>
-              <w:t>n=720、中央値25.0 dB（四分位範囲20.0–30.0、範囲10.0–65.0）</w:t>
+              <w:t>中央値25.0／15.0／15.0 dB（各n=720）</w:t>
             </w:r>
           </w:p>
         </w:tc>
